--- a/templates/民事案件-法人或其它组织/10集体讨论记录.docx
+++ b/templates/民事案件-法人或其它组织/10集体讨论记录.docx
@@ -97,7 +97,25 @@
           <w:sz w:val="28"/>
           <w:szCs w:val="28"/>
         </w:rPr>
-        <w:t>委托人：{{名称}}</w:t>
+        <w:t>委托人：{{二委托人}}</w:t>
+      </w:r>
+    </w:p>
+    <w:p>
+      <w:pPr>
+        <w:jc w:val="left"/>
+        <w:rPr>
+          <w:rFonts w:ascii="SimSun" w:hAnsi="SimSun"/>
+          <w:sz w:val="28"/>
+          <w:szCs w:val="28"/>
+        </w:rPr>
+      </w:pPr>
+      <w:r>
+        <w:rPr>
+          <w:rFonts w:hint="eastAsia" w:ascii="SimSun" w:hAnsi="SimSun"/>
+          <w:sz w:val="28"/>
+          <w:szCs w:val="28"/>
+        </w:rPr>
+        <w:t>承办律师：{{十一代理律师}}</w:t>
       </w:r>
       <w:bookmarkStart w:id="0" w:name="_GoBack"/>
       <w:bookmarkEnd w:id="0"/>
@@ -117,33 +135,7 @@
           <w:sz w:val="28"/>
           <w:szCs w:val="28"/>
         </w:rPr>
-        <w:t>承办律师：</w:t>
-      </w:r>
-      <w:r>
-        <w:rPr>
-          <w:rFonts w:ascii="SimSun" w:hAnsi="SimSun"/>
-          <w:sz w:val="28"/>
-          <w:szCs w:val="28"/>
-        </w:rPr>
-        <w:t xml:space="preserve"> </w:t>
-      </w:r>
-    </w:p>
-    <w:p>
-      <w:pPr>
-        <w:jc w:val="left"/>
-        <w:rPr>
-          <w:rFonts w:ascii="SimSun" w:hAnsi="SimSun"/>
-          <w:sz w:val="28"/>
-          <w:szCs w:val="28"/>
-        </w:rPr>
-      </w:pPr>
-      <w:r>
-        <w:rPr>
-          <w:rFonts w:hint="eastAsia" w:ascii="SimSun" w:hAnsi="SimSun"/>
-          <w:sz w:val="28"/>
-          <w:szCs w:val="28"/>
-        </w:rPr>
-        <w:t>案由：案由</w:t>
+        <w:t>案由：{{十案由}}</w:t>
       </w:r>
     </w:p>
     <w:p>
@@ -1380,7 +1372,7 @@
     <w:lsdException w:qFormat="1" w:unhideWhenUsed="0" w:uiPriority="0" w:semiHidden="0" w:name="Title"/>
     <w:lsdException w:unhideWhenUsed="0" w:uiPriority="0" w:semiHidden="0" w:name="Closing"/>
     <w:lsdException w:unhideWhenUsed="0" w:uiPriority="0" w:semiHidden="0" w:name="Signature"/>
-    <w:lsdException w:qFormat="1" w:uiPriority="1" w:semiHidden="0" w:name="Default Paragraph Font"/>
+    <w:lsdException w:uiPriority="1" w:semiHidden="0" w:name="Default Paragraph Font"/>
     <w:lsdException w:unhideWhenUsed="0" w:uiPriority="0" w:semiHidden="0" w:name="Body Text"/>
     <w:lsdException w:unhideWhenUsed="0" w:uiPriority="0" w:semiHidden="0" w:name="Body Text Indent"/>
     <w:lsdException w:unhideWhenUsed="0" w:uiPriority="0" w:semiHidden="0" w:name="List Continue"/>
@@ -1595,7 +1587,6 @@
   <w:style w:type="character" w:default="1" w:styleId="9">
     <w:name w:val="Default Paragraph Font"/>
     <w:unhideWhenUsed/>
-    <w:qFormat/>
     <w:uiPriority w:val="1"/>
   </w:style>
   <w:style w:type="table" w:default="1" w:styleId="8">

--- a/templates/民事案件-法人或其它组织/10集体讨论记录.docx
+++ b/templates/民事案件-法人或其它组织/10集体讨论记录.docx
@@ -97,7 +97,7 @@
           <w:sz w:val="28"/>
           <w:szCs w:val="28"/>
         </w:rPr>
-        <w:t>委托人：{{二委托人}}</w:t>
+        <w:t>委托人：{{_2委托人}}</w:t>
       </w:r>
     </w:p>
     <w:p>
@@ -115,7 +115,7 @@
           <w:sz w:val="28"/>
           <w:szCs w:val="28"/>
         </w:rPr>
-        <w:t>承办律师：{{十一代理律师}}</w:t>
+        <w:t>承办律师：{{_11代理律师}}</w:t>
       </w:r>
       <w:bookmarkStart w:id="0" w:name="_GoBack"/>
       <w:bookmarkEnd w:id="0"/>
@@ -135,7 +135,7 @@
           <w:sz w:val="28"/>
           <w:szCs w:val="28"/>
         </w:rPr>
-        <w:t>案由：{{十案由}}</w:t>
+        <w:t>案由：{{_10案由}}</w:t>
       </w:r>
     </w:p>
     <w:p>
